--- a/Notebooks/Data Cleaning Week 1.docx
+++ b/Notebooks/Data Cleaning Week 1.docx
@@ -126,6 +126,13 @@
       </w:r>
     </w:p>
     <w:p>
+      <w:pPr>
+        <w:pStyle w:val="ListParagraph"/>
+        <w:numPr>
+          <w:ilvl w:val="0"/>
+          <w:numId w:val="1"/>
+        </w:numPr>
+      </w:pPr>
       <w:r>
         <w:t>From this, the file was converted to csv using an online converter and was ready to be utilised in Python.</w:t>
       </w:r>
@@ -142,7 +149,7 @@
           <w:i/>
           <w:iCs/>
         </w:rPr>
-        <w:t>Next step, repeat same steps but with a much bigger dataset</w:t>
+        <w:t>Also did steps 6 and 7 with the file given to us by Xell.</w:t>
       </w:r>
     </w:p>
     <w:p>
@@ -258,7 +265,11 @@
         <w:t>A further dataframe was created containing only early onset cancer patients.</w:t>
       </w:r>
     </w:p>
-    <w:p/>
+    <w:p>
+      <w:r>
+        <w:t>DON’T THINK THIS IS RIGHT</w:t>
+      </w:r>
+    </w:p>
     <w:sectPr>
       <w:pgSz w:w="11906" w:h="16838"/>
       <w:pgMar w:top="1440" w:right="1440" w:bottom="1440" w:left="1440" w:header="708" w:footer="708" w:gutter="0"/>
